--- a/docs/bid-solution/exported-docx/05-商务技术文件章节/09_移动端与小程序应用方案.docx
+++ b/docs/bid-solution/exported-docx/05-商务技术文件章节/09_移动端与小程序应用方案.docx
@@ -69,6 +69,58 @@
       </w:pPr>
       <w:r>
         <w:t>本章围绕招标文件对“小程序移动端方案”的评分要求进行编制，重点说明移动端建设目标、使用角色、业务场景、功能覆盖、业务流程、交互原则、弱网与异常处理机制，以及与后台监管平台的协同关系，确保移动端能力不遗漏、不空泛、可落地。</w:t>
+      </w:r>
+    </w:p>
+    <w:p>
+      <w:pPr>
+        <w:pStyle w:val="Heading2"/>
+      </w:pPr>
+      <w:r>
+        <w:t>9.0.1 本章高分响应摘要</w:t>
+      </w:r>
+    </w:p>
+    <w:p>
+      <w:pPr>
+        <w:pStyle w:val="ListNumber"/>
+        <w:spacing w:after="40"/>
+      </w:pPr>
+      <w:r>
+        <w:t>以现场高频业务为中心，重点覆盖出土打卡、消纳确认、事件上报、车辆跟踪四个甲方最关注场景。</w:t>
+      </w:r>
+    </w:p>
+    <w:p>
+      <w:pPr>
+        <w:pStyle w:val="ListNumber"/>
+        <w:spacing w:after="40"/>
+      </w:pPr>
+      <w:r>
+        <w:t>对小程序功能点进行全量归纳，不遗漏账号绑定、异常申报、问题反馈、安全教育和统计查询等辅助能力。</w:t>
+      </w:r>
+    </w:p>
+    <w:p>
+      <w:pPr>
+        <w:pStyle w:val="ListNumber"/>
+        <w:spacing w:after="40"/>
+      </w:pPr>
+      <w:r>
+        <w:t>从角色、流程、弱网、终端边界和后台协同五个方面说明移动端可实施性，避免仅停留在功能描述层。</w:t>
+      </w:r>
+    </w:p>
+    <w:p>
+      <w:pPr>
+        <w:pStyle w:val="ListNumber"/>
+        <w:spacing w:after="40"/>
+      </w:pPr>
+      <w:r>
+        <w:t>配置展示型移动端原型图，增强本章的直观展示效果和标书观感。</w:t>
+      </w:r>
+    </w:p>
+    <w:p>
+      <w:pPr>
+        <w:spacing w:after="120"/>
+      </w:pPr>
+      <w:r>
+        <w:t>评分关键词：移动场景完整、角色覆盖充分、弱网可用、现场留痕清晰、展示效果直观。</w:t>
       </w:r>
     </w:p>
     <w:p>
@@ -2305,6 +2357,62 @@
                 <w:rFonts w:ascii="Microsoft YaHei" w:hAnsi="Microsoft YaHei" w:eastAsia="Microsoft YaHei"/>
                 <w:sz w:val="21"/>
               </w:rPr>
+              <w:t>小程序核心场景总览</w:t>
+            </w:r>
+          </w:p>
+        </w:tc>
+        <w:tc>
+          <w:tcPr>
+            <w:tcW w:type="dxa" w:w="3022"/>
+          </w:tcPr>
+          <w:p>
+            <w:pPr>
+              <w:spacing w:after="40"/>
+            </w:pPr>
+            <w:r/>
+            <w:r>
+              <w:rPr>
+                <w:rFonts w:ascii="Microsoft YaHei" w:hAnsi="Microsoft YaHei" w:eastAsia="Microsoft YaHei"/>
+                <w:sz w:val="21"/>
+              </w:rPr>
+              <w:t>展示四类核心移动业务统一展示效果</w:t>
+            </w:r>
+          </w:p>
+        </w:tc>
+      </w:tr>
+      <w:tr>
+        <w:tc>
+          <w:tcPr>
+            <w:tcW w:type="dxa" w:w="3022"/>
+          </w:tcPr>
+          <w:p>
+            <w:pPr>
+              <w:spacing w:after="40"/>
+            </w:pPr>
+            <w:r/>
+            <w:r>
+              <w:rPr>
+                <w:rFonts w:ascii="Microsoft YaHei" w:hAnsi="Microsoft YaHei" w:eastAsia="Microsoft YaHei"/>
+                <w:sz w:val="21"/>
+              </w:rPr>
+              <w:t>图9-2</w:t>
+            </w:r>
+          </w:p>
+        </w:tc>
+        <w:tc>
+          <w:tcPr>
+            <w:tcW w:type="dxa" w:w="3022"/>
+          </w:tcPr>
+          <w:p>
+            <w:pPr>
+              <w:spacing w:after="40"/>
+            </w:pPr>
+            <w:r/>
+            <w:r>
+              <w:rPr>
+                <w:rFonts w:ascii="Microsoft YaHei" w:hAnsi="Microsoft YaHei" w:eastAsia="Microsoft YaHei"/>
+                <w:sz w:val="21"/>
+              </w:rPr>
               <w:t>出土打卡页面</w:t>
             </w:r>
           </w:p>
@@ -2343,7 +2451,7 @@
                 <w:rFonts w:ascii="Microsoft YaHei" w:hAnsi="Microsoft YaHei" w:eastAsia="Microsoft YaHei"/>
                 <w:sz w:val="21"/>
               </w:rPr>
-              <w:t>图9-2</w:t>
+              <w:t>图9-3</w:t>
             </w:r>
           </w:p>
         </w:tc>
@@ -2399,7 +2507,7 @@
                 <w:rFonts w:ascii="Microsoft YaHei" w:hAnsi="Microsoft YaHei" w:eastAsia="Microsoft YaHei"/>
                 <w:sz w:val="21"/>
               </w:rPr>
-              <w:t>图9-3</w:t>
+              <w:t>图9-4</w:t>
             </w:r>
           </w:p>
         </w:tc>
@@ -2455,7 +2563,7 @@
                 <w:rFonts w:ascii="Microsoft YaHei" w:hAnsi="Microsoft YaHei" w:eastAsia="Microsoft YaHei"/>
                 <w:sz w:val="21"/>
               </w:rPr>
-              <w:t>图9-4</w:t>
+              <w:t>图9-5</w:t>
             </w:r>
           </w:p>
         </w:tc>
@@ -2751,6 +2859,14 @@
     </w:p>
     <w:p>
       <w:pPr>
+        <w:spacing w:after="120"/>
+      </w:pPr>
+      <w:r>
+        <w:t>图示说明：以上移动端展示图为面向甲方评审的展示型页面原型，重点体现小程序在现场作业、监管协同和异常闭环方面的交互承载能力。</w:t>
+      </w:r>
+    </w:p>
+    <w:p>
+      <w:pPr>
         <w:pStyle w:val="Heading2"/>
       </w:pPr>
       <w:r>
@@ -2763,6 +2879,14 @@
       </w:pPr>
       <w:r>
         <w:t>本方案移动端与小程序设计已覆盖招标文件要求的出土打卡、消纳确认、事件上报、车辆跟踪等核心功能，同时补充账号绑定、异常申报、问题反馈、安全教育、统计查询等现场协同能力，并对角色场景、业务流程、交互原则、弱网策略和安全机制进行了完整设计，能够满足甲方对移动端方案“内容清晰、完整、合理可行”的评分要求。</w:t>
+      </w:r>
+    </w:p>
+    <w:p>
+      <w:pPr>
+        <w:spacing w:after="120"/>
+      </w:pPr>
+      <w:r>
+        <w:t>本章投标响应结论：投标人提供的小程序方案能够把甲方关注的现场业务真正落到移动端，既满足现场作业效率，也满足监管留痕和异常闭环要求。</w:t>
       </w:r>
     </w:p>
     <w:sectPr>
